--- a/Orchestration_workflows/Concurrent_orchestration/Documentation.docx
+++ b/Orchestration_workflows/Concurrent_orchestration/Documentation.docx
@@ -497,6 +497,100 @@
     <w:p>
       <w:pPr>
         <w:numPr>
+          <w:ilvl w:val="1"/>
+          <w:numId w:val="1"/>
+        </w:numPr>
+        <w:shd w:fill="1f1f1f" w:val="clear"/>
+        <w:spacing w:after="0" w:afterAutospacing="0" w:line="325.71428571428567" w:lineRule="auto"/>
+        <w:ind w:left="1440" w:hanging="360"/>
+      </w:pPr>
+      <w:r>
+        <w:rPr>
+          <w:rFonts w:ascii="Consolas" w:cs="Consolas" w:eastAsia="Consolas" w:hAnsi="Consolas"/>
+          <w:color w:val="9cdcfe"/>
+          <w:sz w:val="21"/>
+          <w:szCs w:val="21"/>
+          <w:rtl w:val="0"/>
+        </w:rPr>
+        <w:t xml:space="preserve">AZURE_OPENAI_ENDPOINT</w:t>
+      </w:r>
+      <w:r>
+        <w:rPr>
+          <w:rFonts w:ascii="Consolas" w:cs="Consolas" w:eastAsia="Consolas" w:hAnsi="Consolas"/>
+          <w:color w:val="d4d4d4"/>
+          <w:sz w:val="21"/>
+          <w:szCs w:val="21"/>
+          <w:rtl w:val="0"/>
+        </w:rPr>
+        <w:t xml:space="preserve">=</w:t>
+      </w:r>
+      <w:r>
+        <w:rPr>
+          <w:rFonts w:ascii="Consolas" w:cs="Consolas" w:eastAsia="Consolas" w:hAnsi="Consolas"/>
+          <w:color w:val="ce9178"/>
+          <w:sz w:val="21"/>
+          <w:szCs w:val="21"/>
+          <w:rtl w:val="0"/>
+        </w:rPr>
+        <w:t xml:space="preserve">"YOUR_ENDPOINT"</w:t>
+      </w:r>
+    </w:p>
+    <w:p>
+      <w:pPr>
+        <w:numPr>
+          <w:ilvl w:val="1"/>
+          <w:numId w:val="1"/>
+        </w:numPr>
+        <w:shd w:fill="1f1f1f" w:val="clear"/>
+        <w:spacing w:after="240" w:line="325.71428571428567" w:lineRule="auto"/>
+        <w:ind w:left="1440" w:hanging="360"/>
+      </w:pPr>
+      <w:r>
+        <w:rPr>
+          <w:rFonts w:ascii="Consolas" w:cs="Consolas" w:eastAsia="Consolas" w:hAnsi="Consolas"/>
+          <w:color w:val="9cdcfe"/>
+          <w:sz w:val="21"/>
+          <w:szCs w:val="21"/>
+          <w:rtl w:val="0"/>
+        </w:rPr>
+        <w:t xml:space="preserve">AZURE_OPENAI_CHAT_DEPLOYMENT_NAME</w:t>
+      </w:r>
+      <w:r>
+        <w:rPr>
+          <w:rFonts w:ascii="Consolas" w:cs="Consolas" w:eastAsia="Consolas" w:hAnsi="Consolas"/>
+          <w:color w:val="d4d4d4"/>
+          <w:sz w:val="21"/>
+          <w:szCs w:val="21"/>
+          <w:rtl w:val="0"/>
+        </w:rPr>
+        <w:t xml:space="preserve">=</w:t>
+      </w:r>
+      <w:r>
+        <w:rPr>
+          <w:rFonts w:ascii="Consolas" w:cs="Consolas" w:eastAsia="Consolas" w:hAnsi="Consolas"/>
+          <w:color w:val="ce9178"/>
+          <w:sz w:val="21"/>
+          <w:szCs w:val="21"/>
+          <w:rtl w:val="0"/>
+        </w:rPr>
+        <w:t xml:space="preserve">"gpt-4o"</w:t>
+      </w:r>
+    </w:p>
+    <w:p>
+      <w:pPr>
+        <w:spacing w:after="240" w:line="360" w:lineRule="auto"/>
+        <w:ind w:left="720" w:firstLine="0"/>
+        <w:rPr/>
+      </w:pPr>
+      <w:r>
+        <w:rPr>
+          <w:rtl w:val="0"/>
+        </w:rPr>
+      </w:r>
+    </w:p>
+    <w:p>
+      <w:pPr>
+        <w:numPr>
           <w:ilvl w:val="0"/>
           <w:numId w:val="1"/>
         </w:numPr>
@@ -529,20 +623,8 @@
         <w:rPr>
           <w:rtl w:val="0"/>
         </w:rPr>
-        <w:t xml:space="preserve">pip install agent-framework </w:t>
-      </w:r>
-    </w:p>
-    <w:p>
-      <w:pPr>
-        <w:shd w:fill="ffffff" w:val="clear"/>
-        <w:spacing w:after="240" w:line="360" w:lineRule="auto"/>
-        <w:ind w:left="720" w:firstLine="0"/>
-        <w:rPr>
-          <w:color w:val="1f2328"/>
-          <w:sz w:val="24"/>
-          <w:szCs w:val="24"/>
-        </w:rPr>
-      </w:pPr>
+        <w:t xml:space="preserve">pip install agent-framework==1.0.0rc2</w:t>
+      </w:r>
       <w:r>
         <w:rPr>
           <w:rtl w:val="0"/>
